--- a/Industrial Pipe & Supply — Secure File Drop (QuickBooks exports)-20260610T045505Z-3-001/Industrial Pipe & Supply — Secure File Drop (QuickBooks exports)/ÎNCEPE AICI — Pași Export QuickBooks (Română).docx
+++ b/Industrial Pipe & Supply — Secure File Drop (QuickBooks exports)-20260610T045505Z-3-001/Industrial Pipe & Supply — Secure File Drop (QuickBooks exports)/ÎNCEPE AICI — Pași Export QuickBooks (Română).docx
@@ -1874,6 +1874,59 @@
           <w:rtl w:val="0"/>
         </w:rPr>
         <w:t xml:space="preserve">2.  Lasă numerele cu minus în pace la Open Invoices.</w:t>
+      </w:r>
+    </w:p>
+    <w:p>
+      <w:pPr>
+        <w:keepNext w:val="0"/>
+        <w:keepLines w:val="0"/>
+        <w:pageBreakBefore w:val="0"/>
+        <w:widowControl w:val="0"/>
+        <w:pBdr>
+          <w:top w:space="0" w:sz="0" w:val="nil"/>
+          <w:left w:space="0" w:sz="0" w:val="nil"/>
+          <w:bottom w:space="0" w:sz="0" w:val="nil"/>
+          <w:right w:space="0" w:sz="0" w:val="nil"/>
+          <w:between w:space="0" w:sz="0" w:val="nil"/>
+        </w:pBdr>
+        <w:shd w:fill="auto" w:val="clear"/>
+        <w:spacing w:after="0" w:before="0" w:line="276" w:lineRule="auto"/>
+        <w:ind w:left="0" w:right="0" w:firstLine="0"/>
+        <w:jc w:val="left"/>
+        <w:rPr>
+          <w:rFonts w:ascii="Arial" w:cs="Arial" w:eastAsia="Arial" w:hAnsi="Arial"/>
+          <w:b w:val="0"/>
+          <w:bCs w:val="0"/>
+          <w:i w:val="0"/>
+          <w:iCs w:val="0"/>
+          <w:smallCaps w:val="0"/>
+          <w:strike w:val="0"/>
+          <w:color w:val="000000"/>
+          <w:sz w:val="22"/>
+          <w:szCs w:val="22"/>
+          <w:u w:val="none"/>
+          <w:shd w:fill="auto" w:val="clear"/>
+          <w:vertAlign w:val="baseline"/>
+        </w:rPr>
+      </w:pPr>
+      <w:r>
+        <w:rPr>
+          <w:rFonts w:ascii="Arial" w:cs="Arial" w:eastAsia="Arial" w:hAnsi="Arial"/>
+          <w:b w:val="0"/>
+          <w:bCs w:val="0"/>
+          <w:i w:val="0"/>
+          <w:iCs w:val="0"/>
+          <w:smallCaps w:val="0"/>
+          <w:strike w:val="0"/>
+          <w:color w:val="000000"/>
+          <w:sz w:val="22"/>
+          <w:szCs w:val="22"/>
+          <w:u w:val="none"/>
+          <w:shd w:fill="auto" w:val="clear"/>
+          <w:vertAlign w:val="baseline"/>
+          <w:rtl w:val="0"/>
+        </w:rPr>
+        <w:t>3.  Exportați Open Invoices chiar în data de referință, ideal în ultima zi lucrătoare a lunii. QuickBooks afișează doar facturile încă deschise în momentul rulării, așa că exportarea ulterioară elimină facturile plătite recent, iar totalurile nu se mai potrivesc cu celelalte trei rapoarte.</w:t>
       </w:r>
     </w:p>
     <w:p>

--- a/Industrial Pipe & Supply — Secure File Drop (QuickBooks exports)-20260610T045505Z-3-001/Industrial Pipe & Supply — Secure File Drop (QuickBooks exports)/ÎNCEPE AICI — Pași Export QuickBooks (Română).docx
+++ b/Industrial Pipe & Supply — Secure File Drop (QuickBooks exports)-20260610T045505Z-3-001/Industrial Pipe & Supply — Secure File Drop (QuickBooks exports)/ÎNCEPE AICI — Pași Export QuickBooks (Română).docx
@@ -1714,7 +1714,7 @@
           <w:vertAlign w:val="baseline"/>
           <w:rtl w:val="0"/>
         </w:rPr>
-        <w:t xml:space="preserve">SINGURELE 2 REGULI CARE CONTEAZĂ</w:t>
+        <w:t>SINGURELE 3 REGULI CARE CONTEAZĂ</w:t>
       </w:r>
     </w:p>
     <w:p>
